--- a/user-stories/Epic-3-Number-Input-in-Expression/US-09-Edit-Number-via-Popup.docx
+++ b/user-stories/Epic-3-Number-Input-in-Expression/US-09-Edit-Number-via-Popup.docx
@@ -7,58 +7,19 @@
         <w:pStyle w:val="Heading1"/>
       </w:pPr>
       <w:r>
-        <w:rPr>
-          <w:color w:val="1F497D"/>
-        </w:rPr>
-        <w:t>US-09 - Edit Numeric Value via Popup</w:t>
-      </w:r>
-    </w:p>
-    <w:p/>
-    <w:p>
-      <w:r>
-        <w:rPr>
-          <w:b/>
-        </w:rPr>
-        <w:t xml:space="preserve">Epic: </w:t>
-      </w:r>
-      <w:r>
-        <w:t>Epic 3 - Number Input in Expression</w:t>
+        <w:t>US-09: Edit Number via Popup</w:t>
       </w:r>
     </w:p>
     <w:p>
       <w:r>
-        <w:rPr>
-          <w:b/>
-        </w:rPr>
-        <w:t xml:space="preserve">Story ID: </w:t>
-      </w:r>
-      <w:r>
-        <w:t>US-09</w:t>
+        <w:t>Epic: Epic 3 - Number Input in Expression</w:t>
       </w:r>
     </w:p>
     <w:p>
       <w:r>
-        <w:rPr>
-          <w:b/>
-        </w:rPr>
-        <w:t xml:space="preserve">Type: </w:t>
-      </w:r>
-      <w:r>
-        <w:t>Frontend</w:t>
+        <w:t>Type: Frontend</w:t>
       </w:r>
     </w:p>
-    <w:p>
-      <w:r>
-        <w:rPr>
-          <w:b/>
-        </w:rPr>
-        <w:t xml:space="preserve">Priority: </w:t>
-      </w:r>
-      <w:r>
-        <w:t>Medium</w:t>
-      </w:r>
-    </w:p>
-    <w:p/>
     <w:p>
       <w:pPr>
         <w:pStyle w:val="Heading2"/>
@@ -71,16 +32,11 @@
       <w:r>
         <w:t>As a user,</w:t>
         <w:br/>
-      </w:r>
-      <w:r>
-        <w:t>I want to click on the '0.0' token in the expression area,</w:t>
+        <w:t>I want to click on the "0.0" token in the expression to open a Number edit popup,</w:t>
         <w:br/>
-      </w:r>
-      <w:r>
-        <w:t>So that I can enter a custom numeric value to replace the placeholder.</w:t>
+        <w:t>So that I can enter a custom numeric value.</w:t>
       </w:r>
     </w:p>
-    <w:p/>
     <w:p>
       <w:pPr>
         <w:pStyle w:val="Heading2"/>
@@ -94,7 +50,7 @@
         <w:pStyle w:val="ListBullet"/>
       </w:pPr>
       <w:r>
-        <w:t>Clicking '0.0' in the expression area opens a popup for numeric input.</w:t>
+        <w:t>Clicking the "0.0" token opens a popup with title "Number".</w:t>
       </w:r>
     </w:p>
     <w:p>
@@ -102,7 +58,7 @@
         <w:pStyle w:val="ListBullet"/>
       </w:pPr>
       <w:r>
-        <w:t>The popup contains an input field pre-filled with the current value ('0.0').</w:t>
+        <w:t>The popup contains a "Value" label and a text input field pre-filled with the current value (default: 0.0).</w:t>
       </w:r>
     </w:p>
     <w:p>
@@ -110,7 +66,7 @@
         <w:pStyle w:val="ListBullet"/>
       </w:pPr>
       <w:r>
-        <w:t>The popup contains a 'Save' button.</w:t>
+        <w:t>The popup has a "Cancel" button and a "Save" button.</w:t>
       </w:r>
     </w:p>
     <w:p>
@@ -118,7 +74,7 @@
         <w:pStyle w:val="ListBullet"/>
       </w:pPr>
       <w:r>
-        <w:t>Clicking 'Save' replaces '0.0' with the entered value (e.g., '10.0') in the expression area.</w:t>
+        <w:t>A delete (bin) icon is shown in the top-right corner of the popup.</w:t>
       </w:r>
     </w:p>
     <w:p>
@@ -126,7 +82,7 @@
         <w:pStyle w:val="ListBullet"/>
       </w:pPr>
       <w:r>
-        <w:t>The updated value is reflected immediately in the expression.</w:t>
+        <w:t>User can type any numeric value in the Value field.</w:t>
       </w:r>
     </w:p>
     <w:p>
@@ -134,7 +90,7 @@
         <w:pStyle w:val="ListBullet"/>
       </w:pPr>
       <w:r>
-        <w:t>Input validation: only valid numeric values should be accepted.</w:t>
+        <w:t>Clicking "Save" replaces the "0.0" token in the expression with the entered value (e.g., 10.0).</w:t>
       </w:r>
     </w:p>
     <w:p>
@@ -142,16 +98,7 @@
         <w:pStyle w:val="ListBullet"/>
       </w:pPr>
       <w:r>
-        <w:t>Clicking outside the popup or a Cancel button dismisses it without saving.</w:t>
-      </w:r>
-    </w:p>
-    <w:p/>
-    <w:p>
-      <w:pPr>
-        <w:pStyle w:val="Heading2"/>
-      </w:pPr>
-      <w:r>
-        <w:t>Notes / Clarifications</w:t>
+        <w:t>Clicking "Cancel" closes the popup without changes.</w:t>
       </w:r>
     </w:p>
     <w:p>
@@ -159,15 +106,87 @@
         <w:pStyle w:val="ListBullet"/>
       </w:pPr>
       <w:r>
-        <w:t>Needs Clarification: Should decimal-only numbers be allowed, or integers as well?</w:t>
+        <w:t>Clicking the delete icon removes the number token from the expression entirely.</w:t>
       </w:r>
     </w:p>
     <w:p>
       <w:pPr>
-        <w:pStyle w:val="ListBullet"/>
+        <w:pStyle w:val="Heading2"/>
       </w:pPr>
       <w:r>
-        <w:t>Needs Clarification: Is there a Cancel button in the number edit popup?</w:t>
+        <w:t>UI Reference</w:t>
+      </w:r>
+    </w:p>
+    <w:p>
+      <w:r>
+        <w:drawing>
+          <wp:inline xmlns:a="http://schemas.openxmlformats.org/drawingml/2006/main" xmlns:pic="http://schemas.openxmlformats.org/drawingml/2006/picture">
+            <wp:extent cx="4572000" cy="2542479"/>
+            <wp:docPr id="1" name="Picture 1"/>
+            <wp:cNvGraphicFramePr>
+              <a:graphicFrameLocks noChangeAspect="1"/>
+            </wp:cNvGraphicFramePr>
+            <a:graphic>
+              <a:graphicData uri="http://schemas.openxmlformats.org/drawingml/2006/picture">
+                <pic:pic>
+                  <pic:nvPicPr>
+                    <pic:cNvPr id="0" name="image17.png"/>
+                    <pic:cNvPicPr/>
+                  </pic:nvPicPr>
+                  <pic:blipFill>
+                    <a:blip r:embed="rId9"/>
+                    <a:stretch>
+                      <a:fillRect/>
+                    </a:stretch>
+                  </pic:blipFill>
+                  <pic:spPr>
+                    <a:xfrm>
+                      <a:off x="0" y="0"/>
+                      <a:ext cx="4572000" cy="2542479"/>
+                    </a:xfrm>
+                    <a:prstGeom prst="rect"/>
+                  </pic:spPr>
+                </pic:pic>
+              </a:graphicData>
+            </a:graphic>
+          </wp:inline>
+        </w:drawing>
+      </w:r>
+    </w:p>
+    <w:p>
+      <w:r>
+        <w:drawing>
+          <wp:inline xmlns:a="http://schemas.openxmlformats.org/drawingml/2006/main" xmlns:pic="http://schemas.openxmlformats.org/drawingml/2006/picture">
+            <wp:extent cx="4572000" cy="2458891"/>
+            <wp:docPr id="2" name="Picture 2"/>
+            <wp:cNvGraphicFramePr>
+              <a:graphicFrameLocks noChangeAspect="1"/>
+            </wp:cNvGraphicFramePr>
+            <a:graphic>
+              <a:graphicData uri="http://schemas.openxmlformats.org/drawingml/2006/picture">
+                <pic:pic>
+                  <pic:nvPicPr>
+                    <pic:cNvPr id="0" name="image16.png"/>
+                    <pic:cNvPicPr/>
+                  </pic:nvPicPr>
+                  <pic:blipFill>
+                    <a:blip r:embed="rId10"/>
+                    <a:stretch>
+                      <a:fillRect/>
+                    </a:stretch>
+                  </pic:blipFill>
+                  <pic:spPr>
+                    <a:xfrm>
+                      <a:off x="0" y="0"/>
+                      <a:ext cx="4572000" cy="2458891"/>
+                    </a:xfrm>
+                    <a:prstGeom prst="rect"/>
+                  </pic:spPr>
+                </pic:pic>
+              </a:graphicData>
+            </a:graphic>
+          </wp:inline>
+        </w:drawing>
       </w:r>
     </w:p>
     <w:sectPr>
